--- a/external-content/docx/vc/04-procent-ot-byudzheta.docx
+++ b/external-content/docx/vc/04-procent-ot-byudzheta.docx
@@ -466,7 +466,7 @@
           <w:i/>
           <w:iCs/>
         </w:rPr>
-        <w:t xml:space="preserve">Даниил Карацапов, частный интернет-маркетолог. Работаю по фиксированной стоимости, рекламный кабинет оформляю на клиента — карацапов-даниил-маркетинг.рф</w:t>
+        <w:t xml:space="preserve">Даниил Карацапов, частный интернет-маркетолог. Работаю по фиксированной стоимости, рекламный кабинет оформляю на клиента — karatsapov.ru</w:t>
       </w:r>
     </w:p>
     <w:sectPr>
